--- a/reports/Student#2/02 - Requirements - Student #2.docx
+++ b/reports/Student#2/02 - Requirements - Student #2.docx
@@ -213,7 +213,6 @@
                 <w15:appearance w15:val="hidden"/>
                 <w:text/>
               </w:sdtPr>
-              <w:sdtEndPr/>
               <w:sdtContent>
                 <w:r>
                   <w:rPr>
@@ -257,6 +256,8 @@
               </w:rPr>
               <w:t>Student #2</w:t>
             </w:r>
+            <w:bookmarkStart w:id="0" w:name="_GoBack"/>
+            <w:bookmarkEnd w:id="0"/>
           </w:p>
           <w:p>
             <w:pPr>
@@ -504,12 +505,6 @@
                   <w:rPr>
                     <w:rFonts w:asciiTheme="majorHAnsi" w:hAnsiTheme="majorHAnsi" w:cstheme="majorHAnsi"/>
                   </w:rPr>
-                  <w:t>, tester, analyst</w:t>
-                </w:r>
-                <w:r>
-                  <w:rPr>
-                    <w:rFonts w:asciiTheme="majorHAnsi" w:hAnsiTheme="majorHAnsi" w:cstheme="majorHAnsi"/>
-                  </w:rPr>
                   <w:t xml:space="preserve">  </w:t>
                 </w:r>
               </w:sdtContent>
@@ -588,13 +583,7 @@
                   <w:rPr>
                     <w:rFonts w:asciiTheme="majorHAnsi" w:hAnsiTheme="majorHAnsi" w:cstheme="majorHAnsi"/>
                   </w:rPr>
-                  <w:t>03/12</w:t>
-                </w:r>
-                <w:r>
-                  <w:rPr>
-                    <w:rFonts w:asciiTheme="majorHAnsi" w:hAnsiTheme="majorHAnsi" w:cstheme="majorHAnsi"/>
-                  </w:rPr>
-                  <w:t>/25</w:t>
+                  <w:t>02/19/25</w:t>
                 </w:r>
                 <w:r>
                   <w:rPr>
@@ -812,7 +801,10 @@
             <w:t xml:space="preserve"> </w:t>
           </w:r>
           <w:r>
-            <w:t xml:space="preserve"> X </w:t>
+            <w:t>x</w:t>
+          </w:r>
+          <w:r>
+            <w:t xml:space="preserve">  </w:t>
           </w:r>
         </w:sdtContent>
       </w:sdt>
@@ -930,10 +922,10 @@
             <w:t xml:space="preserve"> </w:t>
           </w:r>
           <w:r>
-            <w:t xml:space="preserve"> X </w:t>
+            <w:t>x</w:t>
           </w:r>
           <w:r>
-            <w:t xml:space="preserve"> </w:t>
+            <w:t xml:space="preserve">   </w:t>
           </w:r>
         </w:sdtContent>
       </w:sdt>
@@ -1225,10 +1217,7 @@
         <w:sdtEndPr/>
         <w:sdtContent>
           <w:r>
-            <w:t xml:space="preserve">  X </w:t>
-          </w:r>
-          <w:r>
-            <w:t xml:space="preserve"> </w:t>
+            <w:t xml:space="preserve">    </w:t>
           </w:r>
         </w:sdtContent>
       </w:sdt>
@@ -1241,7 +1230,7 @@
       <w:pPr>
         <w:pStyle w:val="Requirement-Header"/>
       </w:pPr>
-      <w:bookmarkStart w:id="0" w:name="OLE_LINK1"/>
+      <w:bookmarkStart w:id="1" w:name="OLE_LINK1"/>
       <w:r>
         <w:t xml:space="preserve">A </w:t>
       </w:r>
@@ -1458,7 +1447,7 @@
         </w:rPr>
         <w:t xml:space="preserve"> </w:t>
       </w:r>
-      <w:bookmarkEnd w:id="0"/>
+      <w:bookmarkEnd w:id="1"/>
     </w:p>
     <w:permStart w:id="1685676958" w:edGrp="everyone"/>
     <w:p>
@@ -1478,10 +1467,7 @@
         <w:sdtEndPr/>
         <w:sdtContent>
           <w:r>
-            <w:t xml:space="preserve">  X </w:t>
-          </w:r>
-          <w:r>
-            <w:t xml:space="preserve"> </w:t>
+            <w:t xml:space="preserve">    </w:t>
           </w:r>
         </w:sdtContent>
       </w:sdt>
@@ -1680,7 +1666,7 @@
         <w:t>.</w:t>
       </w:r>
     </w:p>
-    <w:bookmarkStart w:id="1" w:name="_Hlk157677981"/>
+    <w:bookmarkStart w:id="2" w:name="_Hlk157677981"/>
     <w:permStart w:id="339812661" w:edGrp="everyone"/>
     <w:p>
       <w:pPr>
@@ -1698,10 +1684,7 @@
         <w:sdtEndPr/>
         <w:sdtContent>
           <w:r>
-            <w:t xml:space="preserve">  X </w:t>
-          </w:r>
-          <w:r>
-            <w:t xml:space="preserve"> </w:t>
+            <w:t xml:space="preserve">    </w:t>
           </w:r>
         </w:sdtContent>
       </w:sdt>
@@ -1709,7 +1692,7 @@
       <w:r>
         <w:t xml:space="preserve">   </w:t>
       </w:r>
-      <w:bookmarkEnd w:id="1"/>
+      <w:bookmarkEnd w:id="2"/>
     </w:p>
     <w:p>
       <w:pPr>
@@ -1971,10 +1954,7 @@
         <w:sdtEndPr/>
         <w:sdtContent>
           <w:r>
-            <w:t xml:space="preserve">  X </w:t>
-          </w:r>
-          <w:r>
-            <w:t xml:space="preserve"> </w:t>
+            <w:t xml:space="preserve">    </w:t>
           </w:r>
         </w:sdtContent>
       </w:sdt>
@@ -9564,7 +9544,6 @@
     <w:rsid w:val="004B23B9"/>
     <w:rsid w:val="004D7778"/>
     <w:rsid w:val="0054309A"/>
-    <w:rsid w:val="005534F3"/>
     <w:rsid w:val="005650B2"/>
     <w:rsid w:val="00635F6F"/>
     <w:rsid w:val="00791580"/>
@@ -9572,7 +9551,6 @@
     <w:rsid w:val="007A55FF"/>
     <w:rsid w:val="007C004C"/>
     <w:rsid w:val="007E6C7A"/>
-    <w:rsid w:val="008627FC"/>
     <w:rsid w:val="008B1087"/>
     <w:rsid w:val="00913DD7"/>
     <w:rsid w:val="0093034B"/>
@@ -10778,7 +10756,7 @@
 </file>
 
 <file path=customXml/itemProps1.xml><?xml version="1.0" encoding="utf-8"?>
-<ds:datastoreItem xmlns:ds="http://schemas.openxmlformats.org/officeDocument/2006/customXml" ds:itemID="{DAB248CF-D067-48F9-8EAC-9814CDD89DEB}">
+<ds:datastoreItem xmlns:ds="http://schemas.openxmlformats.org/officeDocument/2006/customXml" ds:itemID="{3451E055-3EA9-48BE-8400-0C3BF3519356}">
   <ds:schemaRefs>
     <ds:schemaRef ds:uri="http://schemas.openxmlformats.org/officeDocument/2006/bibliography"/>
   </ds:schemaRefs>
